--- a/Моделирование и средства проетирования информационных систем и технологий/МР по КП МиСПИСиТ.docx
+++ b/Моделирование и средства проетирования информационных систем и технологий/МР по КП МиСПИСиТ.docx
@@ -1,6 +1,6 @@
 
 <file path=word/document.xml><?xml version="1.0" encoding="utf-8"?>
-<w:document xmlns:wpc="http://schemas.microsoft.com/office/word/2010/wordprocessingCanvas" xmlns:cx="http://schemas.microsoft.com/office/drawing/2014/chartex" xmlns:cx1="http://schemas.microsoft.com/office/drawing/2015/9/8/chartex" xmlns:cx2="http://schemas.microsoft.com/office/drawing/2015/10/21/chartex" xmlns:cx3="http://schemas.microsoft.com/office/drawing/2016/5/9/chartex" xmlns:cx4="http://schemas.microsoft.com/office/drawing/2016/5/10/chartex" xmlns:cx5="http://schemas.microsoft.com/office/drawing/2016/5/11/chartex" xmlns:cx6="http://schemas.microsoft.com/office/drawing/2016/5/12/chartex" xmlns:cx7="http://schemas.microsoft.com/office/drawing/2016/5/13/chartex" xmlns:cx8="http://schemas.microsoft.com/office/drawing/2016/5/14/chartex" xmlns:mc="http://schemas.openxmlformats.org/markup-compatibility/2006" xmlns:aink="http://schemas.microsoft.com/office/drawing/2016/ink" xmlns:am3d="http://schemas.microsoft.com/office/drawing/2017/model3d" xmlns:o="urn:schemas-microsoft-com:office:office" xmlns:oel="http://schemas.microsoft.com/office/2019/extlst" xmlns:r="http://schemas.openxmlformats.org/officeDocument/2006/relationships" xmlns:m="http://schemas.openxmlformats.org/officeDocument/2006/math" xmlns:v="urn:schemas-microsoft-com:vml" xmlns:wp14="http://schemas.microsoft.com/office/word/2010/wordprocessingDrawing" xmlns:wp="http://schemas.openxmlformats.org/drawingml/2006/wordprocessingDrawing" xmlns:w10="urn:schemas-microsoft-com:office:word" xmlns:w="http://schemas.openxmlformats.org/wordprocessingml/2006/main" xmlns:w14="http://schemas.microsoft.com/office/word/2010/wordml" xmlns:w15="http://schemas.microsoft.com/office/word/2012/wordml" xmlns:w16cex="http://schemas.microsoft.com/office/word/2018/wordml/cex" xmlns:w16cid="http://schemas.microsoft.com/office/word/2016/wordml/cid" xmlns:w16="http://schemas.microsoft.com/office/word/2018/wordml" xmlns:w16du="http://schemas.microsoft.com/office/word/2023/wordml/word16du" xmlns:w16sdtdh="http://schemas.microsoft.com/office/word/2020/wordml/sdtdatahash" xmlns:w16se="http://schemas.microsoft.com/office/word/2015/wordml/symex" xmlns:wpg="http://schemas.microsoft.com/office/word/2010/wordprocessingGroup" xmlns:wpi="http://schemas.microsoft.com/office/word/2010/wordprocessingInk" xmlns:wne="http://schemas.microsoft.com/office/word/2006/wordml" xmlns:wps="http://schemas.microsoft.com/office/word/2010/wordprocessingShape" mc:Ignorable="w14 w15 w16se w16cid w16 w16cex w16sdtdh wp14">
+<w:document xmlns:wpc="http://schemas.microsoft.com/office/word/2010/wordprocessingCanvas" xmlns:cx="http://schemas.microsoft.com/office/drawing/2014/chartex" xmlns:cx1="http://schemas.microsoft.com/office/drawing/2015/9/8/chartex" xmlns:cx2="http://schemas.microsoft.com/office/drawing/2015/10/21/chartex" xmlns:cx3="http://schemas.microsoft.com/office/drawing/2016/5/9/chartex" xmlns:cx4="http://schemas.microsoft.com/office/drawing/2016/5/10/chartex" xmlns:cx5="http://schemas.microsoft.com/office/drawing/2016/5/11/chartex" xmlns:cx6="http://schemas.microsoft.com/office/drawing/2016/5/12/chartex" xmlns:cx7="http://schemas.microsoft.com/office/drawing/2016/5/13/chartex" xmlns:cx8="http://schemas.microsoft.com/office/drawing/2016/5/14/chartex" xmlns:mc="http://schemas.openxmlformats.org/markup-compatibility/2006" xmlns:aink="http://schemas.microsoft.com/office/drawing/2016/ink" xmlns:am3d="http://schemas.microsoft.com/office/drawing/2017/model3d" xmlns:o="urn:schemas-microsoft-com:office:office" xmlns:oel="http://schemas.microsoft.com/office/2019/extlst" xmlns:r="http://schemas.openxmlformats.org/officeDocument/2006/relationships" xmlns:m="http://schemas.openxmlformats.org/officeDocument/2006/math" xmlns:v="urn:schemas-microsoft-com:vml" xmlns:wp14="http://schemas.microsoft.com/office/word/2010/wordprocessingDrawing" xmlns:wp="http://schemas.openxmlformats.org/drawingml/2006/wordprocessingDrawing" xmlns:w10="urn:schemas-microsoft-com:office:word" xmlns:w="http://schemas.openxmlformats.org/wordprocessingml/2006/main" xmlns:w14="http://schemas.microsoft.com/office/word/2010/wordml" xmlns:w15="http://schemas.microsoft.com/office/word/2012/wordml" xmlns:w16cex="http://schemas.microsoft.com/office/word/2018/wordml/cex" xmlns:w16cid="http://schemas.microsoft.com/office/word/2016/wordml/cid" xmlns:w16="http://schemas.microsoft.com/office/word/2018/wordml" xmlns:w16du="http://schemas.microsoft.com/office/word/2023/wordml/word16du" xmlns:w16sdtdh="http://schemas.microsoft.com/office/word/2020/wordml/sdtdatahash" xmlns:w16sdtfl="http://schemas.microsoft.com/office/word/2024/wordml/sdtformatlock" xmlns:w16se="http://schemas.microsoft.com/office/word/2015/wordml/symex" xmlns:wpg="http://schemas.microsoft.com/office/word/2010/wordprocessingGroup" xmlns:wpi="http://schemas.microsoft.com/office/word/2010/wordprocessingInk" xmlns:wne="http://schemas.microsoft.com/office/word/2006/wordml" xmlns:wps="http://schemas.microsoft.com/office/word/2010/wordprocessingShape" mc:Ignorable="w14 w15 w16se w16cid w16 w16cex w16sdtdh w16sdtfl w16du wp14">
   <w:body>
     <w:p>
       <w:pPr>
@@ -679,7 +679,17 @@
                 <w:szCs w:val="28"/>
                 <w:lang w:eastAsia="ru-RU"/>
               </w:rPr>
-              <w:t>………</w:t>
+              <w:t>…</w:t>
+            </w:r>
+            <w:proofErr w:type="gramStart"/>
+            <w:r>
+              <w:rPr>
+                <w:rFonts w:ascii="Times New Roman" w:hAnsi="Times New Roman" w:cs="Times New Roman"/>
+                <w:sz w:val="28"/>
+                <w:szCs w:val="28"/>
+                <w:lang w:eastAsia="ru-RU"/>
+              </w:rPr>
+              <w:t>……</w:t>
             </w:r>
             <w:r>
               <w:rPr>
@@ -690,6 +700,7 @@
               </w:rPr>
               <w:t>.</w:t>
             </w:r>
+            <w:proofErr w:type="gramEnd"/>
           </w:p>
         </w:tc>
         <w:tc>
@@ -2377,16 +2388,179 @@
           <w:szCs w:val="28"/>
           <w:u w:val="single"/>
         </w:rPr>
-        <w:t>(рассматриваемого процесса )… в…»</w:t>
-      </w:r>
-      <w:r>
-        <w:rPr>
-          <w:rFonts w:ascii="Times New Roman" w:hAnsi="Times New Roman" w:cs="Times New Roman"/>
+        <w:t xml:space="preserve">(рассматриваемого </w:t>
+      </w:r>
+      <w:proofErr w:type="gramStart"/>
+      <w:r>
+        <w:rPr>
+          <w:rFonts w:ascii="Times New Roman" w:hAnsi="Times New Roman" w:cs="Times New Roman"/>
+          <w:i/>
           <w:sz w:val="28"/>
           <w:szCs w:val="28"/>
           <w:u w:val="single"/>
         </w:rPr>
+        <w:t>процесса )</w:t>
+      </w:r>
+      <w:proofErr w:type="gramEnd"/>
+      <w:r>
+        <w:rPr>
+          <w:rFonts w:ascii="Times New Roman" w:hAnsi="Times New Roman" w:cs="Times New Roman"/>
+          <w:i/>
+          <w:sz w:val="28"/>
+          <w:szCs w:val="28"/>
+          <w:u w:val="single"/>
+        </w:rPr>
+        <w:t>… в…»</w:t>
+      </w:r>
+      <w:r>
+        <w:rPr>
+          <w:rFonts w:ascii="Times New Roman" w:hAnsi="Times New Roman" w:cs="Times New Roman"/>
+          <w:sz w:val="28"/>
+          <w:szCs w:val="28"/>
+          <w:u w:val="single"/>
+        </w:rPr>
         <w:t>.</w:t>
+      </w:r>
+    </w:p>
+    <w:p>
+      <w:pPr>
+        <w:pStyle w:val="a7"/>
+        <w:spacing w:before="0" w:beforeAutospacing="0" w:after="0" w:afterAutospacing="0" w:line="276" w:lineRule="auto"/>
+        <w:ind w:left="708" w:firstLine="1"/>
+        <w:jc w:val="both"/>
+        <w:rPr>
+          <w:rFonts w:ascii="Times New Roman" w:hAnsi="Times New Roman" w:cs="Times New Roman"/>
+          <w:sz w:val="28"/>
+          <w:szCs w:val="28"/>
+        </w:rPr>
+      </w:pPr>
+      <w:r>
+        <w:rPr>
+          <w:rFonts w:ascii="Times New Roman" w:hAnsi="Times New Roman" w:cs="Times New Roman"/>
+          <w:sz w:val="28"/>
+          <w:szCs w:val="28"/>
+        </w:rPr>
+        <w:t xml:space="preserve">Тематику </w:t>
+      </w:r>
+      <w:r>
+        <w:rPr>
+          <w:rFonts w:ascii="Times New Roman" w:hAnsi="Times New Roman" w:cs="Times New Roman"/>
+          <w:sz w:val="28"/>
+          <w:szCs w:val="28"/>
+        </w:rPr>
+        <w:t>курсового проекта</w:t>
+      </w:r>
+      <w:r>
+        <w:rPr>
+          <w:rFonts w:ascii="Times New Roman" w:hAnsi="Times New Roman" w:cs="Times New Roman"/>
+          <w:sz w:val="28"/>
+          <w:szCs w:val="28"/>
+        </w:rPr>
+        <w:t xml:space="preserve"> студенты</w:t>
+      </w:r>
+      <w:r>
+        <w:rPr>
+          <w:rFonts w:ascii="Times New Roman" w:hAnsi="Times New Roman" w:cs="Times New Roman"/>
+          <w:sz w:val="28"/>
+          <w:szCs w:val="28"/>
+        </w:rPr>
+        <w:t xml:space="preserve"> </w:t>
+      </w:r>
+      <w:r>
+        <w:rPr>
+          <w:rFonts w:ascii="Times New Roman" w:hAnsi="Times New Roman" w:cs="Times New Roman"/>
+          <w:sz w:val="28"/>
+          <w:szCs w:val="28"/>
+        </w:rPr>
+        <w:t xml:space="preserve">получают индивидуально. Перечень </w:t>
+      </w:r>
+      <w:r>
+        <w:rPr>
+          <w:rFonts w:ascii="Times New Roman" w:hAnsi="Times New Roman" w:cs="Times New Roman"/>
+          <w:sz w:val="28"/>
+          <w:szCs w:val="28"/>
+        </w:rPr>
+        <w:t>проектируемых систем</w:t>
+      </w:r>
+      <w:r>
+        <w:rPr>
+          <w:rFonts w:ascii="Times New Roman" w:hAnsi="Times New Roman" w:cs="Times New Roman"/>
+          <w:sz w:val="28"/>
+          <w:szCs w:val="28"/>
+        </w:rPr>
+        <w:t xml:space="preserve"> </w:t>
+      </w:r>
+      <w:r>
+        <w:rPr>
+          <w:rFonts w:ascii="Times New Roman" w:hAnsi="Times New Roman" w:cs="Times New Roman"/>
+          <w:sz w:val="28"/>
+          <w:szCs w:val="28"/>
+        </w:rPr>
+        <w:t xml:space="preserve">различных </w:t>
+      </w:r>
+      <w:r>
+        <w:rPr>
+          <w:rFonts w:ascii="Times New Roman" w:hAnsi="Times New Roman" w:cs="Times New Roman"/>
+          <w:sz w:val="28"/>
+          <w:szCs w:val="28"/>
+        </w:rPr>
+        <w:t>предметных областей п</w:t>
+      </w:r>
+      <w:r>
+        <w:rPr>
+          <w:rFonts w:ascii="Times New Roman" w:hAnsi="Times New Roman" w:cs="Times New Roman"/>
+          <w:sz w:val="28"/>
+          <w:szCs w:val="28"/>
+        </w:rPr>
+        <w:t xml:space="preserve">редставлен в Приложении </w:t>
+      </w:r>
+      <w:r>
+        <w:rPr>
+          <w:rFonts w:ascii="Times New Roman" w:hAnsi="Times New Roman" w:cs="Times New Roman"/>
+          <w:sz w:val="28"/>
+          <w:szCs w:val="28"/>
+        </w:rPr>
+        <w:t>1</w:t>
+      </w:r>
+      <w:r>
+        <w:rPr>
+          <w:rFonts w:ascii="Times New Roman" w:hAnsi="Times New Roman" w:cs="Times New Roman"/>
+          <w:sz w:val="28"/>
+          <w:szCs w:val="28"/>
+        </w:rPr>
+        <w:t>.</w:t>
+      </w:r>
+      <w:r>
+        <w:rPr>
+          <w:rFonts w:ascii="Times New Roman" w:hAnsi="Times New Roman" w:cs="Times New Roman"/>
+          <w:sz w:val="28"/>
+          <w:szCs w:val="28"/>
+        </w:rPr>
+        <w:t xml:space="preserve"> </w:t>
+      </w:r>
+      <w:r>
+        <w:rPr>
+          <w:rFonts w:ascii="Times New Roman" w:hAnsi="Times New Roman" w:cs="Times New Roman"/>
+          <w:sz w:val="28"/>
+          <w:szCs w:val="28"/>
+        </w:rPr>
+        <w:t xml:space="preserve">Студенты могут индивидуально согласовать свой вариант </w:t>
+      </w:r>
+      <w:r>
+        <w:rPr>
+          <w:rFonts w:ascii="Times New Roman" w:hAnsi="Times New Roman" w:cs="Times New Roman"/>
+          <w:sz w:val="28"/>
+          <w:szCs w:val="28"/>
+        </w:rPr>
+        <w:t>системы</w:t>
+      </w:r>
+      <w:r>
+        <w:rPr>
+          <w:rFonts w:ascii="Times New Roman" w:hAnsi="Times New Roman" w:cs="Times New Roman"/>
+          <w:sz w:val="28"/>
+          <w:szCs w:val="28"/>
+        </w:rPr>
+        <w:t xml:space="preserve"> с преподавателем.</w:t>
       </w:r>
     </w:p>
     <w:p>
@@ -2401,147 +2575,6 @@
           <w:szCs w:val="28"/>
         </w:rPr>
       </w:pPr>
-      <w:r>
-        <w:rPr>
-          <w:rFonts w:ascii="Times New Roman" w:hAnsi="Times New Roman" w:cs="Times New Roman"/>
-          <w:sz w:val="28"/>
-          <w:szCs w:val="28"/>
-        </w:rPr>
-        <w:t xml:space="preserve">Тематику </w:t>
-      </w:r>
-      <w:r>
-        <w:rPr>
-          <w:rFonts w:ascii="Times New Roman" w:hAnsi="Times New Roman" w:cs="Times New Roman"/>
-          <w:sz w:val="28"/>
-          <w:szCs w:val="28"/>
-        </w:rPr>
-        <w:t>курсового проекта</w:t>
-      </w:r>
-      <w:r>
-        <w:rPr>
-          <w:rFonts w:ascii="Times New Roman" w:hAnsi="Times New Roman" w:cs="Times New Roman"/>
-          <w:sz w:val="28"/>
-          <w:szCs w:val="28"/>
-        </w:rPr>
-        <w:t xml:space="preserve"> студенты</w:t>
-      </w:r>
-      <w:r>
-        <w:rPr>
-          <w:rFonts w:ascii="Times New Roman" w:hAnsi="Times New Roman" w:cs="Times New Roman"/>
-          <w:sz w:val="28"/>
-          <w:szCs w:val="28"/>
-        </w:rPr>
-        <w:t xml:space="preserve"> </w:t>
-      </w:r>
-      <w:r>
-        <w:rPr>
-          <w:rFonts w:ascii="Times New Roman" w:hAnsi="Times New Roman" w:cs="Times New Roman"/>
-          <w:sz w:val="28"/>
-          <w:szCs w:val="28"/>
-        </w:rPr>
-        <w:t xml:space="preserve">получают индивидуально. Перечень </w:t>
-      </w:r>
-      <w:r>
-        <w:rPr>
-          <w:rFonts w:ascii="Times New Roman" w:hAnsi="Times New Roman" w:cs="Times New Roman"/>
-          <w:sz w:val="28"/>
-          <w:szCs w:val="28"/>
-        </w:rPr>
-        <w:t>проектируемых систем</w:t>
-      </w:r>
-      <w:r>
-        <w:rPr>
-          <w:rFonts w:ascii="Times New Roman" w:hAnsi="Times New Roman" w:cs="Times New Roman"/>
-          <w:sz w:val="28"/>
-          <w:szCs w:val="28"/>
-        </w:rPr>
-        <w:t xml:space="preserve"> </w:t>
-      </w:r>
-      <w:r>
-        <w:rPr>
-          <w:rFonts w:ascii="Times New Roman" w:hAnsi="Times New Roman" w:cs="Times New Roman"/>
-          <w:sz w:val="28"/>
-          <w:szCs w:val="28"/>
-        </w:rPr>
-        <w:t xml:space="preserve">различных </w:t>
-      </w:r>
-      <w:r>
-        <w:rPr>
-          <w:rFonts w:ascii="Times New Roman" w:hAnsi="Times New Roman" w:cs="Times New Roman"/>
-          <w:sz w:val="28"/>
-          <w:szCs w:val="28"/>
-        </w:rPr>
-        <w:t>предметных областей п</w:t>
-      </w:r>
-      <w:r>
-        <w:rPr>
-          <w:rFonts w:ascii="Times New Roman" w:hAnsi="Times New Roman" w:cs="Times New Roman"/>
-          <w:sz w:val="28"/>
-          <w:szCs w:val="28"/>
-        </w:rPr>
-        <w:t xml:space="preserve">редставлен в Приложении </w:t>
-      </w:r>
-      <w:r>
-        <w:rPr>
-          <w:rFonts w:ascii="Times New Roman" w:hAnsi="Times New Roman" w:cs="Times New Roman"/>
-          <w:sz w:val="28"/>
-          <w:szCs w:val="28"/>
-        </w:rPr>
-        <w:t>1</w:t>
-      </w:r>
-      <w:r>
-        <w:rPr>
-          <w:rFonts w:ascii="Times New Roman" w:hAnsi="Times New Roman" w:cs="Times New Roman"/>
-          <w:sz w:val="28"/>
-          <w:szCs w:val="28"/>
-        </w:rPr>
-        <w:t>.</w:t>
-      </w:r>
-      <w:r>
-        <w:rPr>
-          <w:rFonts w:ascii="Times New Roman" w:hAnsi="Times New Roman" w:cs="Times New Roman"/>
-          <w:sz w:val="28"/>
-          <w:szCs w:val="28"/>
-        </w:rPr>
-        <w:t xml:space="preserve"> </w:t>
-      </w:r>
-      <w:r>
-        <w:rPr>
-          <w:rFonts w:ascii="Times New Roman" w:hAnsi="Times New Roman" w:cs="Times New Roman"/>
-          <w:sz w:val="28"/>
-          <w:szCs w:val="28"/>
-        </w:rPr>
-        <w:t xml:space="preserve">Студенты могут индивидуально согласовать свой вариант </w:t>
-      </w:r>
-      <w:r>
-        <w:rPr>
-          <w:rFonts w:ascii="Times New Roman" w:hAnsi="Times New Roman" w:cs="Times New Roman"/>
-          <w:sz w:val="28"/>
-          <w:szCs w:val="28"/>
-        </w:rPr>
-        <w:t>системы</w:t>
-      </w:r>
-      <w:r>
-        <w:rPr>
-          <w:rFonts w:ascii="Times New Roman" w:hAnsi="Times New Roman" w:cs="Times New Roman"/>
-          <w:sz w:val="28"/>
-          <w:szCs w:val="28"/>
-        </w:rPr>
-        <w:t xml:space="preserve"> с преподавателем.</w:t>
-      </w:r>
-    </w:p>
-    <w:p>
-      <w:pPr>
-        <w:pStyle w:val="a7"/>
-        <w:spacing w:before="0" w:beforeAutospacing="0" w:after="0" w:afterAutospacing="0" w:line="276" w:lineRule="auto"/>
-        <w:ind w:firstLine="709"/>
-        <w:jc w:val="both"/>
-        <w:rPr>
-          <w:rFonts w:ascii="Times New Roman" w:hAnsi="Times New Roman" w:cs="Times New Roman"/>
-          <w:sz w:val="28"/>
-          <w:szCs w:val="28"/>
-        </w:rPr>
-      </w:pPr>
     </w:p>
     <w:p>
       <w:pPr>
@@ -2776,7 +2809,6 @@
         </w:rPr>
         <w:t xml:space="preserve">Раздел 2. Описание ИС с использованием средства </w:t>
       </w:r>
-      <w:proofErr w:type="spellStart"/>
       <w:r>
         <w:rPr>
           <w:rFonts w:ascii="Times New Roman" w:hAnsi="Times New Roman" w:cs="Times New Roman"/>
@@ -2786,7 +2818,6 @@
         </w:rPr>
         <w:t>BPwin</w:t>
       </w:r>
-      <w:proofErr w:type="spellEnd"/>
       <w:r>
         <w:rPr>
           <w:rFonts w:ascii="Times New Roman" w:hAnsi="Times New Roman" w:cs="Times New Roman"/>
@@ -2884,25 +2915,7 @@
           <w:sz w:val="28"/>
           <w:szCs w:val="28"/>
         </w:rPr>
-        <w:t xml:space="preserve">Проектирование </w:t>
-      </w:r>
-      <w:proofErr w:type="spellStart"/>
-      <w:r>
-        <w:rPr>
-          <w:rFonts w:ascii="Times New Roman" w:hAnsi="Times New Roman" w:cs="Times New Roman"/>
-          <w:sz w:val="28"/>
-          <w:szCs w:val="28"/>
-        </w:rPr>
-        <w:t>внемашинного</w:t>
-      </w:r>
-      <w:proofErr w:type="spellEnd"/>
-      <w:r>
-        <w:rPr>
-          <w:rFonts w:ascii="Times New Roman" w:hAnsi="Times New Roman" w:cs="Times New Roman"/>
-          <w:sz w:val="28"/>
-          <w:szCs w:val="28"/>
-        </w:rPr>
-        <w:t xml:space="preserve"> информационного обеспечения ИС (описание системы документации, разработка классификатора информации, проектирование экранных форм результатных документов).</w:t>
+        <w:t>Проектирование внемашинного информационного обеспечения ИС (описание системы документации, разработка классификатора информации, проектирование экранных форм результатных документов).</w:t>
       </w:r>
     </w:p>
     <w:p>
@@ -2926,25 +2939,7 @@
           <w:sz w:val="28"/>
           <w:szCs w:val="28"/>
         </w:rPr>
-        <w:t xml:space="preserve">Раздел 4. Проектирование </w:t>
-      </w:r>
-      <w:proofErr w:type="spellStart"/>
-      <w:r>
-        <w:rPr>
-          <w:rFonts w:ascii="Times New Roman" w:hAnsi="Times New Roman" w:cs="Times New Roman"/>
-          <w:sz w:val="28"/>
-          <w:szCs w:val="28"/>
-        </w:rPr>
-        <w:t>внутримашинного</w:t>
-      </w:r>
-      <w:proofErr w:type="spellEnd"/>
-      <w:r>
-        <w:rPr>
-          <w:rFonts w:ascii="Times New Roman" w:hAnsi="Times New Roman" w:cs="Times New Roman"/>
-          <w:sz w:val="28"/>
-          <w:szCs w:val="28"/>
-        </w:rPr>
-        <w:t xml:space="preserve"> информационного обеспечения ИС (проектирование модели данных ИС в нотации </w:t>
+        <w:t xml:space="preserve">Раздел 4. Проектирование внутримашинного информационного обеспечения ИС (проектирование модели данных ИС в нотации </w:t>
       </w:r>
       <w:r>
         <w:rPr>
@@ -3544,7 +3539,6 @@
         </w:rPr>
         <w:t xml:space="preserve">Описание ИС с использованием средства </w:t>
       </w:r>
-      <w:proofErr w:type="spellStart"/>
       <w:r>
         <w:rPr>
           <w:rFonts w:ascii="Times New Roman" w:hAnsi="Times New Roman" w:cs="Times New Roman"/>
@@ -3555,7 +3549,6 @@
         </w:rPr>
         <w:t>BPwin</w:t>
       </w:r>
-      <w:proofErr w:type="spellEnd"/>
       <w:r>
         <w:rPr>
           <w:rFonts w:ascii="Times New Roman" w:hAnsi="Times New Roman" w:cs="Times New Roman"/>
@@ -9359,17 +9352,6 @@
           <w:szCs w:val="28"/>
         </w:rPr>
       </w:pPr>
-    </w:p>
-    <w:p>
-      <w:pPr>
-        <w:spacing w:after="0" w:line="360" w:lineRule="auto"/>
-        <w:jc w:val="center"/>
-        <w:rPr>
-          <w:rFonts w:ascii="Times New Roman" w:hAnsi="Times New Roman" w:cs="Times New Roman"/>
-          <w:sz w:val="28"/>
-          <w:szCs w:val="28"/>
-        </w:rPr>
-      </w:pPr>
       <w:r>
         <w:rPr>
           <w:rFonts w:ascii="Times New Roman" w:hAnsi="Times New Roman" w:cs="Times New Roman"/>
@@ -9381,16 +9363,16 @@
         <mc:AlternateContent>
           <mc:Choice Requires="wps">
             <w:drawing>
-              <wp:anchor distT="0" distB="0" distL="114300" distR="114300" simplePos="0" relativeHeight="251659264" behindDoc="0" locked="0" layoutInCell="1" allowOverlap="1" wp14:anchorId="08E4593E" wp14:editId="3B406728">
+              <wp:anchor distT="0" distB="0" distL="114300" distR="114300" simplePos="0" relativeHeight="251659264" behindDoc="0" locked="0" layoutInCell="1" allowOverlap="1" wp14:anchorId="08E4593E" wp14:editId="76C899B2">
                 <wp:simplePos x="0" y="0"/>
                 <wp:positionH relativeFrom="column">
-                  <wp:posOffset>2707005</wp:posOffset>
+                  <wp:posOffset>2710815</wp:posOffset>
                 </wp:positionH>
                 <wp:positionV relativeFrom="paragraph">
-                  <wp:posOffset>121285</wp:posOffset>
+                  <wp:posOffset>7619</wp:posOffset>
                 </wp:positionV>
-                <wp:extent cx="3459480" cy="2171700"/>
-                <wp:effectExtent l="0" t="0" r="7620" b="0"/>
+                <wp:extent cx="3459480" cy="3476625"/>
+                <wp:effectExtent l="0" t="0" r="7620" b="9525"/>
                 <wp:wrapNone/>
                 <wp:docPr id="2" name="Поле 2"/>
                 <wp:cNvGraphicFramePr>
@@ -9405,7 +9387,7 @@
                       <wps:spPr bwMode="auto">
                         <a:xfrm>
                           <a:off x="0" y="0"/>
-                          <a:ext cx="3459480" cy="2171700"/>
+                          <a:ext cx="3459480" cy="3476625"/>
                         </a:xfrm>
                         <a:prstGeom prst="rect">
                           <a:avLst/>
@@ -9816,7 +9798,7 @@
                 <v:stroke joinstyle="miter"/>
                 <v:path gradientshapeok="t" o:connecttype="rect"/>
               </v:shapetype>
-              <v:shape id="Поле 2" o:spid="_x0000_s1026" type="#_x0000_t202" style="position:absolute;left:0;text-align:left;margin-left:213.15pt;margin-top:9.55pt;width:272.4pt;height:171pt;z-index:251659264;visibility:visible;mso-wrap-style:square;mso-width-percent:0;mso-height-percent:0;mso-wrap-distance-left:9pt;mso-wrap-distance-top:0;mso-wrap-distance-right:9pt;mso-wrap-distance-bottom:0;mso-position-horizontal:absolute;mso-position-horizontal-relative:text;mso-position-vertical:absolute;mso-position-vertical-relative:text;mso-width-percent:0;mso-height-percent:0;mso-width-relative:page;mso-height-relative:page;v-text-anchor:top" o:gfxdata="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" filled="f" stroked="f">
+              <v:shape id="Поле 2" o:spid="_x0000_s1026" type="#_x0000_t202" style="position:absolute;left:0;text-align:left;margin-left:213.45pt;margin-top:.6pt;width:272.4pt;height:273.75pt;z-index:251659264;visibility:visible;mso-wrap-style:square;mso-width-percent:0;mso-height-percent:0;mso-wrap-distance-left:9pt;mso-wrap-distance-top:0;mso-wrap-distance-right:9pt;mso-wrap-distance-bottom:0;mso-position-horizontal:absolute;mso-position-horizontal-relative:text;mso-position-vertical:absolute;mso-position-vertical-relative:text;mso-width-percent:0;mso-height-percent:0;mso-width-relative:page;mso-height-relative:page;v-text-anchor:top" o:gfxdata="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" filled="f" stroked="f">
                 <v:textbox inset=".5mm,.3mm,.5mm,.3mm">
                   <w:txbxContent>
                     <w:p>
@@ -10219,13 +10201,27 @@
     </w:p>
     <w:p>
       <w:pPr>
+        <w:spacing w:after="0" w:line="360" w:lineRule="auto"/>
         <w:jc w:val="center"/>
+        <w:rPr>
+          <w:rFonts w:ascii="Times New Roman" w:hAnsi="Times New Roman" w:cs="Times New Roman"/>
+          <w:sz w:val="28"/>
+          <w:szCs w:val="28"/>
+        </w:rPr>
       </w:pPr>
     </w:p>
     <w:p>
       <w:pPr>
         <w:jc w:val="center"/>
       </w:pPr>
+    </w:p>
+    <w:p>
+      <w:pPr>
+        <w:jc w:val="center"/>
+      </w:pPr>
+      <w:r>
+        <w:tab/>
+      </w:r>
     </w:p>
     <w:p>
       <w:pPr>
@@ -10397,7 +10393,7 @@
 </file>
 
 <file path=word/endnotes.xml><?xml version="1.0" encoding="utf-8"?>
-<w:endnotes xmlns:wpc="http://schemas.microsoft.com/office/word/2010/wordprocessingCanvas" xmlns:cx="http://schemas.microsoft.com/office/drawing/2014/chartex" xmlns:cx1="http://schemas.microsoft.com/office/drawing/2015/9/8/chartex" xmlns:cx2="http://schemas.microsoft.com/office/drawing/2015/10/21/chartex" xmlns:cx3="http://schemas.microsoft.com/office/drawing/2016/5/9/chartex" xmlns:cx4="http://schemas.microsoft.com/office/drawing/2016/5/10/chartex" xmlns:cx5="http://schemas.microsoft.com/office/drawing/2016/5/11/chartex" xmlns:cx6="http://schemas.microsoft.com/office/drawing/2016/5/12/chartex" xmlns:cx7="http://schemas.microsoft.com/office/drawing/2016/5/13/chartex" xmlns:cx8="http://schemas.microsoft.com/office/drawing/2016/5/14/chartex" xmlns:mc="http://schemas.openxmlformats.org/markup-compatibility/2006" xmlns:aink="http://schemas.microsoft.com/office/drawing/2016/ink" xmlns:am3d="http://schemas.microsoft.com/office/drawing/2017/model3d" xmlns:o="urn:schemas-microsoft-com:office:office" xmlns:oel="http://schemas.microsoft.com/office/2019/extlst" xmlns:r="http://schemas.openxmlformats.org/officeDocument/2006/relationships" xmlns:m="http://schemas.openxmlformats.org/officeDocument/2006/math" xmlns:v="urn:schemas-microsoft-com:vml" xmlns:wp14="http://schemas.microsoft.com/office/word/2010/wordprocessingDrawing" xmlns:wp="http://schemas.openxmlformats.org/drawingml/2006/wordprocessingDrawing" xmlns:w10="urn:schemas-microsoft-com:office:word" xmlns:w="http://schemas.openxmlformats.org/wordprocessingml/2006/main" xmlns:w14="http://schemas.microsoft.com/office/word/2010/wordml" xmlns:w15="http://schemas.microsoft.com/office/word/2012/wordml" xmlns:w16cex="http://schemas.microsoft.com/office/word/2018/wordml/cex" xmlns:w16cid="http://schemas.microsoft.com/office/word/2016/wordml/cid" xmlns:w16="http://schemas.microsoft.com/office/word/2018/wordml" xmlns:w16du="http://schemas.microsoft.com/office/word/2023/wordml/word16du" xmlns:w16sdtdh="http://schemas.microsoft.com/office/word/2020/wordml/sdtdatahash" xmlns:w16se="http://schemas.microsoft.com/office/word/2015/wordml/symex" xmlns:wpg="http://schemas.microsoft.com/office/word/2010/wordprocessingGroup" xmlns:wpi="http://schemas.microsoft.com/office/word/2010/wordprocessingInk" xmlns:wne="http://schemas.microsoft.com/office/word/2006/wordml" xmlns:wps="http://schemas.microsoft.com/office/word/2010/wordprocessingShape" mc:Ignorable="w14 w15 w16se w16cid w16 w16cex w16sdtdh wp14">
+<w:endnotes xmlns:wpc="http://schemas.microsoft.com/office/word/2010/wordprocessingCanvas" xmlns:cx="http://schemas.microsoft.com/office/drawing/2014/chartex" xmlns:cx1="http://schemas.microsoft.com/office/drawing/2015/9/8/chartex" xmlns:cx2="http://schemas.microsoft.com/office/drawing/2015/10/21/chartex" xmlns:cx3="http://schemas.microsoft.com/office/drawing/2016/5/9/chartex" xmlns:cx4="http://schemas.microsoft.com/office/drawing/2016/5/10/chartex" xmlns:cx5="http://schemas.microsoft.com/office/drawing/2016/5/11/chartex" xmlns:cx6="http://schemas.microsoft.com/office/drawing/2016/5/12/chartex" xmlns:cx7="http://schemas.microsoft.com/office/drawing/2016/5/13/chartex" xmlns:cx8="http://schemas.microsoft.com/office/drawing/2016/5/14/chartex" xmlns:mc="http://schemas.openxmlformats.org/markup-compatibility/2006" xmlns:aink="http://schemas.microsoft.com/office/drawing/2016/ink" xmlns:am3d="http://schemas.microsoft.com/office/drawing/2017/model3d" xmlns:o="urn:schemas-microsoft-com:office:office" xmlns:oel="http://schemas.microsoft.com/office/2019/extlst" xmlns:r="http://schemas.openxmlformats.org/officeDocument/2006/relationships" xmlns:m="http://schemas.openxmlformats.org/officeDocument/2006/math" xmlns:v="urn:schemas-microsoft-com:vml" xmlns:wp14="http://schemas.microsoft.com/office/word/2010/wordprocessingDrawing" xmlns:wp="http://schemas.openxmlformats.org/drawingml/2006/wordprocessingDrawing" xmlns:w10="urn:schemas-microsoft-com:office:word" xmlns:w="http://schemas.openxmlformats.org/wordprocessingml/2006/main" xmlns:w14="http://schemas.microsoft.com/office/word/2010/wordml" xmlns:w15="http://schemas.microsoft.com/office/word/2012/wordml" xmlns:w16cex="http://schemas.microsoft.com/office/word/2018/wordml/cex" xmlns:w16cid="http://schemas.microsoft.com/office/word/2016/wordml/cid" xmlns:w16="http://schemas.microsoft.com/office/word/2018/wordml" xmlns:w16du="http://schemas.microsoft.com/office/word/2023/wordml/word16du" xmlns:w16sdtdh="http://schemas.microsoft.com/office/word/2020/wordml/sdtdatahash" xmlns:w16sdtfl="http://schemas.microsoft.com/office/word/2024/wordml/sdtformatlock" xmlns:w16se="http://schemas.microsoft.com/office/word/2015/wordml/symex" xmlns:wpg="http://schemas.microsoft.com/office/word/2010/wordprocessingGroup" xmlns:wpi="http://schemas.microsoft.com/office/word/2010/wordprocessingInk" xmlns:wne="http://schemas.microsoft.com/office/word/2006/wordml" xmlns:wps="http://schemas.microsoft.com/office/word/2010/wordprocessingShape" mc:Ignorable="w14 w15 w16se w16cid w16 w16cex w16sdtdh w16sdtfl w16du wp14">
   <w:endnote w:type="separator" w:id="-1">
     <w:p>
       <w:pPr>
@@ -10422,7 +10418,7 @@
 </file>
 
 <file path=word/footer1.xml><?xml version="1.0" encoding="utf-8"?>
-<w:ftr xmlns:wpc="http://schemas.microsoft.com/office/word/2010/wordprocessingCanvas" xmlns:cx="http://schemas.microsoft.com/office/drawing/2014/chartex" xmlns:cx1="http://schemas.microsoft.com/office/drawing/2015/9/8/chartex" xmlns:cx2="http://schemas.microsoft.com/office/drawing/2015/10/21/chartex" xmlns:cx3="http://schemas.microsoft.com/office/drawing/2016/5/9/chartex" xmlns:cx4="http://schemas.microsoft.com/office/drawing/2016/5/10/chartex" xmlns:cx5="http://schemas.microsoft.com/office/drawing/2016/5/11/chartex" xmlns:cx6="http://schemas.microsoft.com/office/drawing/2016/5/12/chartex" xmlns:cx7="http://schemas.microsoft.com/office/drawing/2016/5/13/chartex" xmlns:cx8="http://schemas.microsoft.com/office/drawing/2016/5/14/chartex" xmlns:mc="http://schemas.openxmlformats.org/markup-compatibility/2006" xmlns:aink="http://schemas.microsoft.com/office/drawing/2016/ink" xmlns:am3d="http://schemas.microsoft.com/office/drawing/2017/model3d" xmlns:o="urn:schemas-microsoft-com:office:office" xmlns:oel="http://schemas.microsoft.com/office/2019/extlst" xmlns:r="http://schemas.openxmlformats.org/officeDocument/2006/relationships" xmlns:m="http://schemas.openxmlformats.org/officeDocument/2006/math" xmlns:v="urn:schemas-microsoft-com:vml" xmlns:wp14="http://schemas.microsoft.com/office/word/2010/wordprocessingDrawing" xmlns:wp="http://schemas.openxmlformats.org/drawingml/2006/wordprocessingDrawing" xmlns:w10="urn:schemas-microsoft-com:office:word" xmlns:w="http://schemas.openxmlformats.org/wordprocessingml/2006/main" xmlns:w14="http://schemas.microsoft.com/office/word/2010/wordml" xmlns:w15="http://schemas.microsoft.com/office/word/2012/wordml" xmlns:w16cex="http://schemas.microsoft.com/office/word/2018/wordml/cex" xmlns:w16cid="http://schemas.microsoft.com/office/word/2016/wordml/cid" xmlns:w16="http://schemas.microsoft.com/office/word/2018/wordml" xmlns:w16du="http://schemas.microsoft.com/office/word/2023/wordml/word16du" xmlns:w16sdtdh="http://schemas.microsoft.com/office/word/2020/wordml/sdtdatahash" xmlns:w16se="http://schemas.microsoft.com/office/word/2015/wordml/symex" xmlns:wpg="http://schemas.microsoft.com/office/word/2010/wordprocessingGroup" xmlns:wpi="http://schemas.microsoft.com/office/word/2010/wordprocessingInk" xmlns:wne="http://schemas.microsoft.com/office/word/2006/wordml" xmlns:wps="http://schemas.microsoft.com/office/word/2010/wordprocessingShape" mc:Ignorable="w14 w15 w16se w16cid w16 w16cex w16sdtdh wp14">
+<w:ftr xmlns:wpc="http://schemas.microsoft.com/office/word/2010/wordprocessingCanvas" xmlns:cx="http://schemas.microsoft.com/office/drawing/2014/chartex" xmlns:cx1="http://schemas.microsoft.com/office/drawing/2015/9/8/chartex" xmlns:cx2="http://schemas.microsoft.com/office/drawing/2015/10/21/chartex" xmlns:cx3="http://schemas.microsoft.com/office/drawing/2016/5/9/chartex" xmlns:cx4="http://schemas.microsoft.com/office/drawing/2016/5/10/chartex" xmlns:cx5="http://schemas.microsoft.com/office/drawing/2016/5/11/chartex" xmlns:cx6="http://schemas.microsoft.com/office/drawing/2016/5/12/chartex" xmlns:cx7="http://schemas.microsoft.com/office/drawing/2016/5/13/chartex" xmlns:cx8="http://schemas.microsoft.com/office/drawing/2016/5/14/chartex" xmlns:mc="http://schemas.openxmlformats.org/markup-compatibility/2006" xmlns:aink="http://schemas.microsoft.com/office/drawing/2016/ink" xmlns:am3d="http://schemas.microsoft.com/office/drawing/2017/model3d" xmlns:o="urn:schemas-microsoft-com:office:office" xmlns:oel="http://schemas.microsoft.com/office/2019/extlst" xmlns:r="http://schemas.openxmlformats.org/officeDocument/2006/relationships" xmlns:m="http://schemas.openxmlformats.org/officeDocument/2006/math" xmlns:v="urn:schemas-microsoft-com:vml" xmlns:wp14="http://schemas.microsoft.com/office/word/2010/wordprocessingDrawing" xmlns:wp="http://schemas.openxmlformats.org/drawingml/2006/wordprocessingDrawing" xmlns:w10="urn:schemas-microsoft-com:office:word" xmlns:w="http://schemas.openxmlformats.org/wordprocessingml/2006/main" xmlns:w14="http://schemas.microsoft.com/office/word/2010/wordml" xmlns:w15="http://schemas.microsoft.com/office/word/2012/wordml" xmlns:w16cex="http://schemas.microsoft.com/office/word/2018/wordml/cex" xmlns:w16cid="http://schemas.microsoft.com/office/word/2016/wordml/cid" xmlns:w16="http://schemas.microsoft.com/office/word/2018/wordml" xmlns:w16du="http://schemas.microsoft.com/office/word/2023/wordml/word16du" xmlns:w16sdtdh="http://schemas.microsoft.com/office/word/2020/wordml/sdtdatahash" xmlns:w16sdtfl="http://schemas.microsoft.com/office/word/2024/wordml/sdtformatlock" xmlns:w16se="http://schemas.microsoft.com/office/word/2015/wordml/symex" xmlns:wpg="http://schemas.microsoft.com/office/word/2010/wordprocessingGroup" xmlns:wpi="http://schemas.microsoft.com/office/word/2010/wordprocessingInk" xmlns:wne="http://schemas.microsoft.com/office/word/2006/wordml" xmlns:wps="http://schemas.microsoft.com/office/word/2010/wordprocessingShape" mc:Ignorable="w14 w15 w16se w16cid w16 w16cex w16sdtdh w16sdtfl w16du wp14">
   <w:sdt>
     <w:sdtPr>
       <w:id w:val="-993180465"/>
@@ -10488,7 +10484,7 @@
 </file>
 
 <file path=word/footer2.xml><?xml version="1.0" encoding="utf-8"?>
-<w:ftr xmlns:wpc="http://schemas.microsoft.com/office/word/2010/wordprocessingCanvas" xmlns:cx="http://schemas.microsoft.com/office/drawing/2014/chartex" xmlns:cx1="http://schemas.microsoft.com/office/drawing/2015/9/8/chartex" xmlns:cx2="http://schemas.microsoft.com/office/drawing/2015/10/21/chartex" xmlns:cx3="http://schemas.microsoft.com/office/drawing/2016/5/9/chartex" xmlns:cx4="http://schemas.microsoft.com/office/drawing/2016/5/10/chartex" xmlns:cx5="http://schemas.microsoft.com/office/drawing/2016/5/11/chartex" xmlns:cx6="http://schemas.microsoft.com/office/drawing/2016/5/12/chartex" xmlns:cx7="http://schemas.microsoft.com/office/drawing/2016/5/13/chartex" xmlns:cx8="http://schemas.microsoft.com/office/drawing/2016/5/14/chartex" xmlns:mc="http://schemas.openxmlformats.org/markup-compatibility/2006" xmlns:aink="http://schemas.microsoft.com/office/drawing/2016/ink" xmlns:am3d="http://schemas.microsoft.com/office/drawing/2017/model3d" xmlns:o="urn:schemas-microsoft-com:office:office" xmlns:oel="http://schemas.microsoft.com/office/2019/extlst" xmlns:r="http://schemas.openxmlformats.org/officeDocument/2006/relationships" xmlns:m="http://schemas.openxmlformats.org/officeDocument/2006/math" xmlns:v="urn:schemas-microsoft-com:vml" xmlns:wp14="http://schemas.microsoft.com/office/word/2010/wordprocessingDrawing" xmlns:wp="http://schemas.openxmlformats.org/drawingml/2006/wordprocessingDrawing" xmlns:w10="urn:schemas-microsoft-com:office:word" xmlns:w="http://schemas.openxmlformats.org/wordprocessingml/2006/main" xmlns:w14="http://schemas.microsoft.com/office/word/2010/wordml" xmlns:w15="http://schemas.microsoft.com/office/word/2012/wordml" xmlns:w16cex="http://schemas.microsoft.com/office/word/2018/wordml/cex" xmlns:w16cid="http://schemas.microsoft.com/office/word/2016/wordml/cid" xmlns:w16="http://schemas.microsoft.com/office/word/2018/wordml" xmlns:w16du="http://schemas.microsoft.com/office/word/2023/wordml/word16du" xmlns:w16sdtdh="http://schemas.microsoft.com/office/word/2020/wordml/sdtdatahash" xmlns:w16se="http://schemas.microsoft.com/office/word/2015/wordml/symex" xmlns:wpg="http://schemas.microsoft.com/office/word/2010/wordprocessingGroup" xmlns:wpi="http://schemas.microsoft.com/office/word/2010/wordprocessingInk" xmlns:wne="http://schemas.microsoft.com/office/word/2006/wordml" xmlns:wps="http://schemas.microsoft.com/office/word/2010/wordprocessingShape" mc:Ignorable="w14 w15 w16se w16cid w16 w16cex w16sdtdh wp14">
+<w:ftr xmlns:wpc="http://schemas.microsoft.com/office/word/2010/wordprocessingCanvas" xmlns:cx="http://schemas.microsoft.com/office/drawing/2014/chartex" xmlns:cx1="http://schemas.microsoft.com/office/drawing/2015/9/8/chartex" xmlns:cx2="http://schemas.microsoft.com/office/drawing/2015/10/21/chartex" xmlns:cx3="http://schemas.microsoft.com/office/drawing/2016/5/9/chartex" xmlns:cx4="http://schemas.microsoft.com/office/drawing/2016/5/10/chartex" xmlns:cx5="http://schemas.microsoft.com/office/drawing/2016/5/11/chartex" xmlns:cx6="http://schemas.microsoft.com/office/drawing/2016/5/12/chartex" xmlns:cx7="http://schemas.microsoft.com/office/drawing/2016/5/13/chartex" xmlns:cx8="http://schemas.microsoft.com/office/drawing/2016/5/14/chartex" xmlns:mc="http://schemas.openxmlformats.org/markup-compatibility/2006" xmlns:aink="http://schemas.microsoft.com/office/drawing/2016/ink" xmlns:am3d="http://schemas.microsoft.com/office/drawing/2017/model3d" xmlns:o="urn:schemas-microsoft-com:office:office" xmlns:oel="http://schemas.microsoft.com/office/2019/extlst" xmlns:r="http://schemas.openxmlformats.org/officeDocument/2006/relationships" xmlns:m="http://schemas.openxmlformats.org/officeDocument/2006/math" xmlns:v="urn:schemas-microsoft-com:vml" xmlns:wp14="http://schemas.microsoft.com/office/word/2010/wordprocessingDrawing" xmlns:wp="http://schemas.openxmlformats.org/drawingml/2006/wordprocessingDrawing" xmlns:w10="urn:schemas-microsoft-com:office:word" xmlns:w="http://schemas.openxmlformats.org/wordprocessingml/2006/main" xmlns:w14="http://schemas.microsoft.com/office/word/2010/wordml" xmlns:w15="http://schemas.microsoft.com/office/word/2012/wordml" xmlns:w16cex="http://schemas.microsoft.com/office/word/2018/wordml/cex" xmlns:w16cid="http://schemas.microsoft.com/office/word/2016/wordml/cid" xmlns:w16="http://schemas.microsoft.com/office/word/2018/wordml" xmlns:w16du="http://schemas.microsoft.com/office/word/2023/wordml/word16du" xmlns:w16sdtdh="http://schemas.microsoft.com/office/word/2020/wordml/sdtdatahash" xmlns:w16sdtfl="http://schemas.microsoft.com/office/word/2024/wordml/sdtformatlock" xmlns:w16se="http://schemas.microsoft.com/office/word/2015/wordml/symex" xmlns:wpg="http://schemas.microsoft.com/office/word/2010/wordprocessingGroup" xmlns:wpi="http://schemas.microsoft.com/office/word/2010/wordprocessingInk" xmlns:wne="http://schemas.microsoft.com/office/word/2006/wordml" xmlns:wps="http://schemas.microsoft.com/office/word/2010/wordprocessingShape" mc:Ignorable="w14 w15 w16se w16cid w16 w16cex w16sdtdh w16sdtfl w16du wp14">
   <w:p>
     <w:pPr>
       <w:pStyle w:val="ad"/>
@@ -10504,7 +10500,7 @@
 </file>
 
 <file path=word/footnotes.xml><?xml version="1.0" encoding="utf-8"?>
-<w:footnotes xmlns:wpc="http://schemas.microsoft.com/office/word/2010/wordprocessingCanvas" xmlns:cx="http://schemas.microsoft.com/office/drawing/2014/chartex" xmlns:cx1="http://schemas.microsoft.com/office/drawing/2015/9/8/chartex" xmlns:cx2="http://schemas.microsoft.com/office/drawing/2015/10/21/chartex" xmlns:cx3="http://schemas.microsoft.com/office/drawing/2016/5/9/chartex" xmlns:cx4="http://schemas.microsoft.com/office/drawing/2016/5/10/chartex" xmlns:cx5="http://schemas.microsoft.com/office/drawing/2016/5/11/chartex" xmlns:cx6="http://schemas.microsoft.com/office/drawing/2016/5/12/chartex" xmlns:cx7="http://schemas.microsoft.com/office/drawing/2016/5/13/chartex" xmlns:cx8="http://schemas.microsoft.com/office/drawing/2016/5/14/chartex" xmlns:mc="http://schemas.openxmlformats.org/markup-compatibility/2006" xmlns:aink="http://schemas.microsoft.com/office/drawing/2016/ink" xmlns:am3d="http://schemas.microsoft.com/office/drawing/2017/model3d" xmlns:o="urn:schemas-microsoft-com:office:office" xmlns:oel="http://schemas.microsoft.com/office/2019/extlst" xmlns:r="http://schemas.openxmlformats.org/officeDocument/2006/relationships" xmlns:m="http://schemas.openxmlformats.org/officeDocument/2006/math" xmlns:v="urn:schemas-microsoft-com:vml" xmlns:wp14="http://schemas.microsoft.com/office/word/2010/wordprocessingDrawing" xmlns:wp="http://schemas.openxmlformats.org/drawingml/2006/wordprocessingDrawing" xmlns:w10="urn:schemas-microsoft-com:office:word" xmlns:w="http://schemas.openxmlformats.org/wordprocessingml/2006/main" xmlns:w14="http://schemas.microsoft.com/office/word/2010/wordml" xmlns:w15="http://schemas.microsoft.com/office/word/2012/wordml" xmlns:w16cex="http://schemas.microsoft.com/office/word/2018/wordml/cex" xmlns:w16cid="http://schemas.microsoft.com/office/word/2016/wordml/cid" xmlns:w16="http://schemas.microsoft.com/office/word/2018/wordml" xmlns:w16du="http://schemas.microsoft.com/office/word/2023/wordml/word16du" xmlns:w16sdtdh="http://schemas.microsoft.com/office/word/2020/wordml/sdtdatahash" xmlns:w16se="http://schemas.microsoft.com/office/word/2015/wordml/symex" xmlns:wpg="http://schemas.microsoft.com/office/word/2010/wordprocessingGroup" xmlns:wpi="http://schemas.microsoft.com/office/word/2010/wordprocessingInk" xmlns:wne="http://schemas.microsoft.com/office/word/2006/wordml" xmlns:wps="http://schemas.microsoft.com/office/word/2010/wordprocessingShape" mc:Ignorable="w14 w15 w16se w16cid w16 w16cex w16sdtdh wp14">
+<w:footnotes xmlns:wpc="http://schemas.microsoft.com/office/word/2010/wordprocessingCanvas" xmlns:cx="http://schemas.microsoft.com/office/drawing/2014/chartex" xmlns:cx1="http://schemas.microsoft.com/office/drawing/2015/9/8/chartex" xmlns:cx2="http://schemas.microsoft.com/office/drawing/2015/10/21/chartex" xmlns:cx3="http://schemas.microsoft.com/office/drawing/2016/5/9/chartex" xmlns:cx4="http://schemas.microsoft.com/office/drawing/2016/5/10/chartex" xmlns:cx5="http://schemas.microsoft.com/office/drawing/2016/5/11/chartex" xmlns:cx6="http://schemas.microsoft.com/office/drawing/2016/5/12/chartex" xmlns:cx7="http://schemas.microsoft.com/office/drawing/2016/5/13/chartex" xmlns:cx8="http://schemas.microsoft.com/office/drawing/2016/5/14/chartex" xmlns:mc="http://schemas.openxmlformats.org/markup-compatibility/2006" xmlns:aink="http://schemas.microsoft.com/office/drawing/2016/ink" xmlns:am3d="http://schemas.microsoft.com/office/drawing/2017/model3d" xmlns:o="urn:schemas-microsoft-com:office:office" xmlns:oel="http://schemas.microsoft.com/office/2019/extlst" xmlns:r="http://schemas.openxmlformats.org/officeDocument/2006/relationships" xmlns:m="http://schemas.openxmlformats.org/officeDocument/2006/math" xmlns:v="urn:schemas-microsoft-com:vml" xmlns:wp14="http://schemas.microsoft.com/office/word/2010/wordprocessingDrawing" xmlns:wp="http://schemas.openxmlformats.org/drawingml/2006/wordprocessingDrawing" xmlns:w10="urn:schemas-microsoft-com:office:word" xmlns:w="http://schemas.openxmlformats.org/wordprocessingml/2006/main" xmlns:w14="http://schemas.microsoft.com/office/word/2010/wordml" xmlns:w15="http://schemas.microsoft.com/office/word/2012/wordml" xmlns:w16cex="http://schemas.microsoft.com/office/word/2018/wordml/cex" xmlns:w16cid="http://schemas.microsoft.com/office/word/2016/wordml/cid" xmlns:w16="http://schemas.microsoft.com/office/word/2018/wordml" xmlns:w16du="http://schemas.microsoft.com/office/word/2023/wordml/word16du" xmlns:w16sdtdh="http://schemas.microsoft.com/office/word/2020/wordml/sdtdatahash" xmlns:w16sdtfl="http://schemas.microsoft.com/office/word/2024/wordml/sdtformatlock" xmlns:w16se="http://schemas.microsoft.com/office/word/2015/wordml/symex" xmlns:wpg="http://schemas.microsoft.com/office/word/2010/wordprocessingGroup" xmlns:wpi="http://schemas.microsoft.com/office/word/2010/wordprocessingInk" xmlns:wne="http://schemas.microsoft.com/office/word/2006/wordml" xmlns:wps="http://schemas.microsoft.com/office/word/2010/wordprocessingShape" mc:Ignorable="w14 w15 w16se w16cid w16 w16cex w16sdtdh w16sdtfl w16du wp14">
   <w:footnote w:type="separator" w:id="-1">
     <w:p>
       <w:pPr>
@@ -10529,7 +10525,7 @@
 </file>
 
 <file path=word/numbering.xml><?xml version="1.0" encoding="utf-8"?>
-<w:numbering xmlns:wpc="http://schemas.microsoft.com/office/word/2010/wordprocessingCanvas" xmlns:cx="http://schemas.microsoft.com/office/drawing/2014/chartex" xmlns:cx1="http://schemas.microsoft.com/office/drawing/2015/9/8/chartex" xmlns:cx2="http://schemas.microsoft.com/office/drawing/2015/10/21/chartex" xmlns:cx3="http://schemas.microsoft.com/office/drawing/2016/5/9/chartex" xmlns:cx4="http://schemas.microsoft.com/office/drawing/2016/5/10/chartex" xmlns:cx5="http://schemas.microsoft.com/office/drawing/2016/5/11/chartex" xmlns:cx6="http://schemas.microsoft.com/office/drawing/2016/5/12/chartex" xmlns:cx7="http://schemas.microsoft.com/office/drawing/2016/5/13/chartex" xmlns:cx8="http://schemas.microsoft.com/office/drawing/2016/5/14/chartex" xmlns:mc="http://schemas.openxmlformats.org/markup-compatibility/2006" xmlns:aink="http://schemas.microsoft.com/office/drawing/2016/ink" xmlns:am3d="http://schemas.microsoft.com/office/drawing/2017/model3d" xmlns:o="urn:schemas-microsoft-com:office:office" xmlns:oel="http://schemas.microsoft.com/office/2019/extlst" xmlns:r="http://schemas.openxmlformats.org/officeDocument/2006/relationships" xmlns:m="http://schemas.openxmlformats.org/officeDocument/2006/math" xmlns:v="urn:schemas-microsoft-com:vml" xmlns:wp14="http://schemas.microsoft.com/office/word/2010/wordprocessingDrawing" xmlns:wp="http://schemas.openxmlformats.org/drawingml/2006/wordprocessingDrawing" xmlns:w10="urn:schemas-microsoft-com:office:word" xmlns:w="http://schemas.openxmlformats.org/wordprocessingml/2006/main" xmlns:w14="http://schemas.microsoft.com/office/word/2010/wordml" xmlns:w15="http://schemas.microsoft.com/office/word/2012/wordml" xmlns:w16cex="http://schemas.microsoft.com/office/word/2018/wordml/cex" xmlns:w16cid="http://schemas.microsoft.com/office/word/2016/wordml/cid" xmlns:w16="http://schemas.microsoft.com/office/word/2018/wordml" xmlns:w16du="http://schemas.microsoft.com/office/word/2023/wordml/word16du" xmlns:w16sdtdh="http://schemas.microsoft.com/office/word/2020/wordml/sdtdatahash" xmlns:w16se="http://schemas.microsoft.com/office/word/2015/wordml/symex" xmlns:wpg="http://schemas.microsoft.com/office/word/2010/wordprocessingGroup" xmlns:wpi="http://schemas.microsoft.com/office/word/2010/wordprocessingInk" xmlns:wne="http://schemas.microsoft.com/office/word/2006/wordml" xmlns:wps="http://schemas.microsoft.com/office/word/2010/wordprocessingShape" mc:Ignorable="w14 w15 w16se w16cid w16 w16cex w16sdtdh wp14">
+<w:numbering xmlns:wpc="http://schemas.microsoft.com/office/word/2010/wordprocessingCanvas" xmlns:cx="http://schemas.microsoft.com/office/drawing/2014/chartex" xmlns:cx1="http://schemas.microsoft.com/office/drawing/2015/9/8/chartex" xmlns:cx2="http://schemas.microsoft.com/office/drawing/2015/10/21/chartex" xmlns:cx3="http://schemas.microsoft.com/office/drawing/2016/5/9/chartex" xmlns:cx4="http://schemas.microsoft.com/office/drawing/2016/5/10/chartex" xmlns:cx5="http://schemas.microsoft.com/office/drawing/2016/5/11/chartex" xmlns:cx6="http://schemas.microsoft.com/office/drawing/2016/5/12/chartex" xmlns:cx7="http://schemas.microsoft.com/office/drawing/2016/5/13/chartex" xmlns:cx8="http://schemas.microsoft.com/office/drawing/2016/5/14/chartex" xmlns:mc="http://schemas.openxmlformats.org/markup-compatibility/2006" xmlns:aink="http://schemas.microsoft.com/office/drawing/2016/ink" xmlns:am3d="http://schemas.microsoft.com/office/drawing/2017/model3d" xmlns:o="urn:schemas-microsoft-com:office:office" xmlns:oel="http://schemas.microsoft.com/office/2019/extlst" xmlns:r="http://schemas.openxmlformats.org/officeDocument/2006/relationships" xmlns:m="http://schemas.openxmlformats.org/officeDocument/2006/math" xmlns:v="urn:schemas-microsoft-com:vml" xmlns:wp14="http://schemas.microsoft.com/office/word/2010/wordprocessingDrawing" xmlns:wp="http://schemas.openxmlformats.org/drawingml/2006/wordprocessingDrawing" xmlns:w10="urn:schemas-microsoft-com:office:word" xmlns:w="http://schemas.openxmlformats.org/wordprocessingml/2006/main" xmlns:w14="http://schemas.microsoft.com/office/word/2010/wordml" xmlns:w15="http://schemas.microsoft.com/office/word/2012/wordml" xmlns:w16cex="http://schemas.microsoft.com/office/word/2018/wordml/cex" xmlns:w16cid="http://schemas.microsoft.com/office/word/2016/wordml/cid" xmlns:w16="http://schemas.microsoft.com/office/word/2018/wordml" xmlns:w16du="http://schemas.microsoft.com/office/word/2023/wordml/word16du" xmlns:w16sdtdh="http://schemas.microsoft.com/office/word/2020/wordml/sdtdatahash" xmlns:w16sdtfl="http://schemas.microsoft.com/office/word/2024/wordml/sdtformatlock" xmlns:w16se="http://schemas.microsoft.com/office/word/2015/wordml/symex" xmlns:wpg="http://schemas.microsoft.com/office/word/2010/wordprocessingGroup" xmlns:wpi="http://schemas.microsoft.com/office/word/2010/wordprocessingInk" xmlns:wne="http://schemas.microsoft.com/office/word/2006/wordml" xmlns:wps="http://schemas.microsoft.com/office/word/2010/wordprocessingShape" mc:Ignorable="w14 w15 w16se w16cid w16 w16cex w16sdtdh w16sdtfl w16du wp14">
   <w:abstractNum w:abstractNumId="0" w15:restartNumberingAfterBreak="0">
     <w:nsid w:val="01444172"/>
     <w:multiLevelType w:val="hybridMultilevel"/>
@@ -14005,7 +14001,7 @@
 </file>
 
 <file path=word/styles.xml><?xml version="1.0" encoding="utf-8"?>
-<w:styles xmlns:mc="http://schemas.openxmlformats.org/markup-compatibility/2006" xmlns:r="http://schemas.openxmlformats.org/officeDocument/2006/relationships" xmlns:w="http://schemas.openxmlformats.org/wordprocessingml/2006/main" xmlns:w14="http://schemas.microsoft.com/office/word/2010/wordml" xmlns:w15="http://schemas.microsoft.com/office/word/2012/wordml" xmlns:w16cex="http://schemas.microsoft.com/office/word/2018/wordml/cex" xmlns:w16cid="http://schemas.microsoft.com/office/word/2016/wordml/cid" xmlns:w16="http://schemas.microsoft.com/office/word/2018/wordml" xmlns:w16sdtdh="http://schemas.microsoft.com/office/word/2020/wordml/sdtdatahash" xmlns:w16se="http://schemas.microsoft.com/office/word/2015/wordml/symex" mc:Ignorable="w14 w15 w16se w16cid w16 w16cex w16sdtdh">
+<w:styles xmlns:mc="http://schemas.openxmlformats.org/markup-compatibility/2006" xmlns:r="http://schemas.openxmlformats.org/officeDocument/2006/relationships" xmlns:w="http://schemas.openxmlformats.org/wordprocessingml/2006/main" xmlns:w14="http://schemas.microsoft.com/office/word/2010/wordml" xmlns:w15="http://schemas.microsoft.com/office/word/2012/wordml" xmlns:w16cex="http://schemas.microsoft.com/office/word/2018/wordml/cex" xmlns:w16cid="http://schemas.microsoft.com/office/word/2016/wordml/cid" xmlns:w16="http://schemas.microsoft.com/office/word/2018/wordml" xmlns:w16du="http://schemas.microsoft.com/office/word/2023/wordml/word16du" xmlns:w16sdtdh="http://schemas.microsoft.com/office/word/2020/wordml/sdtdatahash" xmlns:w16sdtfl="http://schemas.microsoft.com/office/word/2024/wordml/sdtformatlock" xmlns:w16se="http://schemas.microsoft.com/office/word/2015/wordml/symex" mc:Ignorable="w14 w15 w16se w16cid w16 w16cex w16sdtdh w16sdtfl w16du">
   <w:docDefaults>
     <w:rPrDefault>
       <w:rPr>
